--- a/word_reports/LP_0115_위치_263_Crosby, Stills & Nash_Rep.docx
+++ b/word_reports/LP_0115_위치_263_Crosby, Stills & Nash_Rep.docx
@@ -4,7 +4,7 @@
   <w:body>
     <w:p>
       <w:pPr>
-        <w:spacing w:after="280"/>
+        <w:spacing w:after="80"/>
       </w:pPr>
       <w:r>
         <w:rPr w:rFonts="맑은 고딕">
@@ -13,94 +13,47 @@
           <w:color w:val="1E3A8A"/>
           <w:sz w:val="30"/>
         </w:rPr>
-        <w:t>[263] Crosby, Stills &amp; Nash - Replay</w:t>
+        <w:t>Crosby, Stills &amp; Nash (크로스비, 스틸스 &amp; 내쉬) - Replay</w:t>
       </w:r>
     </w:p>
     <w:p>
       <w:pPr>
-        <w:spacing w:after="320"/>
+        <w:spacing w:after="240"/>
       </w:pPr>
       <w:r>
         <w:rPr w:rFonts="맑은 고딕">
           <w:rFonts w:ascii="맑은 고딕" w:hAnsi="맑은 고딕" w:eastAsia="맑은 고딕"/>
           <w:b/>
-          <w:sz w:val="20"/>
+          <w:color w:val="4B5563"/>
+          <w:sz w:val="22"/>
         </w:rPr>
-        <w:t>■ 위치 : 263</w:t>
-        <w:br/>
-      </w:r>
-      <w:r>
-        <w:rPr w:rFonts="맑은 고딕">
-          <w:rFonts w:ascii="맑은 고딕" w:hAnsi="맑은 고딕" w:eastAsia="맑은 고딕"/>
-          <w:b/>
-          <w:sz w:val="20"/>
-        </w:rPr>
-        <w:t>■ 아티스트 : Crosby, Stills &amp; Nash</w:t>
-        <w:br/>
-      </w:r>
-      <w:r>
-        <w:rPr w:rFonts="맑은 고딕">
-          <w:rFonts w:ascii="맑은 고딕" w:hAnsi="맑은 고딕" w:eastAsia="맑은 고딕"/>
-          <w:b/>
-          <w:sz w:val="20"/>
-        </w:rPr>
-        <w:t>■ 앨범명 : Replay</w:t>
-        <w:br/>
-      </w:r>
-      <w:r>
-        <w:rPr w:rFonts="맑은 고딕">
-          <w:rFonts w:ascii="맑은 고딕" w:hAnsi="맑은 고딕" w:eastAsia="맑은 고딕"/>
-          <w:b w:val="0"/>
-          <w:sz w:val="20"/>
-        </w:rPr>
-        <w:t>■ 음반 레이블 : Atlantic Records</w:t>
-        <w:br/>
-      </w:r>
-      <w:r>
-        <w:rPr w:rFonts="맑은 고딕">
-          <w:rFonts w:ascii="맑은 고딕" w:hAnsi="맑은 고딕" w:eastAsia="맑은 고딕"/>
-          <w:b w:val="0"/>
-          <w:sz w:val="20"/>
-        </w:rPr>
-        <w:t>■ 발매년도 : 1980</w:t>
-        <w:br/>
-      </w:r>
-      <w:r>
-        <w:rPr w:rFonts="맑은 고딕">
-          <w:rFonts w:ascii="맑은 고딕" w:hAnsi="맑은 고딕" w:eastAsia="맑은 고딕"/>
-          <w:b w:val="0"/>
-          <w:sz w:val="20"/>
-        </w:rPr>
-        <w:t>■ 장르 : 포크 록 (Folk Rock), 소프트 록 (Soft Rock)</w:t>
-        <w:br/>
-      </w:r>
-      <w:r>
-        <w:rPr w:rFonts="맑은 고딕">
-          <w:rFonts w:ascii="맑은 고딕" w:hAnsi="맑은 고딕" w:eastAsia="맑은 고딕"/>
-          <w:b w:val="0"/>
-          <w:sz w:val="20"/>
-        </w:rPr>
-        <w:t>■ 주요 수록곡 : - Carry On</w:t>
-        <w:br/>
+        <w:t>위치 :  263</w:t>
       </w:r>
     </w:p>
     <w:p>
       <w:pPr>
-        <w:spacing w:after="160"/>
+        <w:spacing w:line="324" w:lineRule="auto" w:before="80" w:after="160"/>
       </w:pPr>
       <w:r>
         <w:rPr w:rFonts="맑은 고딕">
           <w:rFonts w:ascii="맑은 고딕" w:hAnsi="맑은 고딕" w:eastAsia="맑은 고딕"/>
           <w:b/>
           <w:color w:val="1F2937"/>
-          <w:sz w:val="24"/>
+          <w:sz w:val="22"/>
         </w:rPr>
-        <w:t>■ 음반 해설 및 감상 가이드</w:t>
+        <w:t xml:space="preserve">[음반 소개] </w:t>
+      </w:r>
+      <w:r>
+        <w:rPr w:rFonts="맑은 고딕">
+          <w:rFonts w:ascii="맑은 고딕" w:hAnsi="맑은 고딕" w:eastAsia="맑은 고딕"/>
+          <w:b w:val="0"/>
+          <w:sz w:val="21"/>
+        </w:rPr>
       </w:r>
     </w:p>
     <w:p>
       <w:pPr>
-        <w:spacing w:line="312" w:lineRule="auto" w:after="120"/>
+        <w:spacing w:line="324" w:lineRule="auto" w:after="120"/>
       </w:pPr>
       <w:r>
         <w:rPr w:rFonts="맑은 고딕">
@@ -108,51 +61,516 @@
           <w:b w:val="0"/>
           <w:sz w:val="21"/>
         </w:rPr>
-        <w:t>크로스비, 스틸스 앤 내시(Crosby, Stills &amp; Nash)는 1960년대 후반과 1970년대 아메리칸 포크 록의 황금기를 이끈 대표적인 보컬 수퍼그룹입니다. 1980년 어틀랜틱(Atlantic) 레이블을 통해 발매된 편집 음반 [Replay]는 이 위대한 삼중주가 이룩한 눈부신 음향적 조화와 정교한 작곡 역량을 한데 모은 명작 컬렉션입니다. 단순히 인기곡을 모아놓은 일반적인 베스트 앨범의 범주를 넘어, 특유의 감각적인 기획과 희귀한 리믹스 버전 등을 수록하여 음악 애호가들과 LP 컬렉터 모두에게 독보적인 가치를 인정받고 있습니다.</w:t>
+        <w:t>1960년대 말 포크 록의 찬란한 여명을 열었던 세 거장, 크로스비, 스틸스 &amp; 내쉬가 빚어낸 천상의 하모니를 집대성한 명작입니다. 이 앨범은 격동의 시대를 관통하며 자유와 사랑, 평화를 노래했던 음유시인들의 눈부신 음악적 궤적을 하나의 정제된 풍경화처럼 펼쳐 보입니다. 각자의 뚜렷한 개성이 완벽한 삼각 구도로 융합된 보컬 앙상블과 서정적인 어쿠스틱 선율은 시간을 초월하여 리스너의 심연을 아련하게 두드립니다. 흘러간 시대의 우수와 청춘의 온기를 아날로그의 품격 있는 숨결로 고스란히 간직한, 팝 역사상 가장 아름다운 회고록 중 하나입니다.</w:t>
       </w:r>
     </w:p>
     <w:p>
       <w:pPr>
-        <w:spacing w:line="312" w:lineRule="auto" w:after="120"/>
+        <w:spacing w:line="324" w:lineRule="auto" w:before="200" w:after="80"/>
       </w:pPr>
+      <w:r>
+        <w:rPr w:rFonts="맑은 고딕">
+          <w:rFonts w:ascii="맑은 고딕" w:hAnsi="맑은 고딕" w:eastAsia="맑은 고딕"/>
+          <w:b/>
+          <w:color w:val="1E3A8A"/>
+          <w:sz w:val="24"/>
+        </w:rPr>
+        <w:t>1. 음반 데이터</w:t>
+      </w:r>
+    </w:p>
+    <w:p>
+      <w:pPr>
+        <w:spacing w:line="324" w:lineRule="auto" w:after="80"/>
+      </w:pPr>
+      <w:r>
+        <w:rPr w:rFonts="맑은 고딕">
+          <w:rFonts w:ascii="맑은 고딕" w:hAnsi="맑은 고딕" w:eastAsia="맑은 고딕"/>
+          <w:b w:val="0"/>
+          <w:color w:val="6B7280"/>
+          <w:sz w:val="21"/>
+        </w:rPr>
+        <w:t xml:space="preserve">· </w:t>
+      </w:r>
+      <w:r>
+        <w:rPr w:rFonts="맑은 고딕">
+          <w:rFonts w:ascii="맑은 고딕" w:hAnsi="맑은 고딕" w:eastAsia="맑은 고딕"/>
+          <w:b/>
+          <w:color w:val="1F2937"/>
+          <w:sz w:val="21"/>
+        </w:rPr>
+        <w:t xml:space="preserve">앨범명: </w:t>
+      </w:r>
       <w:r>
         <w:rPr w:rFonts="맑은 고딕">
           <w:rFonts w:ascii="맑은 고딕" w:hAnsi="맑은 고딕" w:eastAsia="맑은 고딕"/>
           <w:b w:val="0"/>
           <w:sz w:val="21"/>
         </w:rPr>
-        <w:t>본 음반의 가장 큰 음악적 매력은 세 인물이 선사하는 전무후무한 보컬 하모니에 있습니다. 데이비드 크로스비의 재즈적인 감각과 재치 있는 재즈-포크풍 화성, 스티븐 스틸스의 정교한 멀티 악기 연주와 블루지한 로큰롤 에너제틱, 그리고 그레이엄 내시가 더하는 맑고 우아한 팝 멜로디가 결합하여 미학적으로 완벽한 균형을 이룹니다. 아쿠스틱 기타의 정갈하고 따뜻한 울림 위에 겹겹이 쌓아 올려지는 세 사람의 삼부합창은 청자에게 서정적이면서도 압도적인 울림을 전달합니다.</w:t>
+        <w:t>Replay</w:t>
       </w:r>
     </w:p>
     <w:p>
       <w:pPr>
-        <w:spacing w:line="312" w:lineRule="auto" w:after="120"/>
+        <w:spacing w:line="324" w:lineRule="auto" w:after="80"/>
       </w:pPr>
+      <w:r>
+        <w:rPr w:rFonts="맑은 고딕">
+          <w:rFonts w:ascii="맑은 고딕" w:hAnsi="맑은 고딕" w:eastAsia="맑은 고딕"/>
+          <w:b w:val="0"/>
+          <w:color w:val="6B7280"/>
+          <w:sz w:val="21"/>
+        </w:rPr>
+        <w:t xml:space="preserve">· </w:t>
+      </w:r>
+      <w:r>
+        <w:rPr w:rFonts="맑은 고딕">
+          <w:rFonts w:ascii="맑은 고딕" w:hAnsi="맑은 고딕" w:eastAsia="맑은 고딕"/>
+          <w:b/>
+          <w:color w:val="1F2937"/>
+          <w:sz w:val="21"/>
+        </w:rPr>
+        <w:t xml:space="preserve">아티스트: </w:t>
+      </w:r>
       <w:r>
         <w:rPr w:rFonts="맑은 고딕">
           <w:rFonts w:ascii="맑은 고딕" w:hAnsi="맑은 고딕" w:eastAsia="맑은 고딕"/>
           <w:b w:val="0"/>
           <w:sz w:val="21"/>
         </w:rPr>
-        <w:t>수록곡의 면면을 살펴보면 이들의 다채로운 음악적 스펙트럼을 명확히 체감할 수 있습니다. 앨범의 포문을 어쿠스틱 록의 정수인 'Carry On'으로 입체감 있게 열어젖히며, 그레이엄 내시의 이국적이고 경쾌한 감성이 빛나는 'Marrakesh Express', 감미로운 서정성으로 큰 사랑을 받은 'Just a Song Before I Go'로 이어집니다. 또한 스티븐 스틸스의 입체적인 솔로 히트곡 'Love the One You're With'의 에너제틱한 사운드와, 웅장하면서도 영적인 고요함을 전달하는 서사시적인 곡 'Cathedral'은 본 음반에서 결코 놓쳐서는 안 될 최고의 감상 포인트입니다.</w:t>
+        <w:t>Crosby, Stills &amp; Nash (크로스비, 스틸스 &amp; 내쉬)</w:t>
       </w:r>
     </w:p>
     <w:p>
       <w:pPr>
-        <w:spacing w:line="312" w:lineRule="auto" w:after="120"/>
+        <w:spacing w:line="324" w:lineRule="auto" w:after="80"/>
       </w:pPr>
+      <w:r>
+        <w:rPr w:rFonts="맑은 고딕">
+          <w:rFonts w:ascii="맑은 고딕" w:hAnsi="맑은 고딕" w:eastAsia="맑은 고딕"/>
+          <w:b w:val="0"/>
+          <w:color w:val="6B7280"/>
+          <w:sz w:val="21"/>
+        </w:rPr>
+        <w:t xml:space="preserve">· </w:t>
+      </w:r>
+      <w:r>
+        <w:rPr w:rFonts="맑은 고딕">
+          <w:rFonts w:ascii="맑은 고딕" w:hAnsi="맑은 고딕" w:eastAsia="맑은 고딕"/>
+          <w:b/>
+          <w:color w:val="1F2937"/>
+          <w:sz w:val="21"/>
+        </w:rPr>
+        <w:t xml:space="preserve">발매 정보: </w:t>
+      </w:r>
       <w:r>
         <w:rPr w:rFonts="맑은 고딕">
           <w:rFonts w:ascii="맑은 고딕" w:hAnsi="맑은 고딕" w:eastAsia="맑은 고딕"/>
           <w:b w:val="0"/>
           <w:sz w:val="21"/>
         </w:rPr>
-        <w:t>[Replay]는 1970년대를 풍미했던 포크 록의 따뜻한 감성과 소프트 록의 세련된 프로덕션을 한 장의 LP로 경험할 수 있는 최상의 안내서입니다. 아날로그 LP 레코드의 따뜻한 질감을 통해 전달되는 이들의 아카펠라와 정밀한 어쿠스틱 세션은 세월이 흘러도 변치 않는 클래식 음악의 품격을 고스란히 전해줍니다. 음악적 깊이와 감동을 선사하는 이 앨범은 턴테이블 위에서 더욱 찬란한 빛을 발하는 소장 가치 높은 명반입니다.</w:t>
+        <w:t>1980년 12월 아틀랜틱(Atlantic) 레코드를 통해 발매된 컴필레이션 음반으로, 기념비적인 데뷔작부터 1970년대 후반에 이르는 그룹의 명곡들과 멤버들의 대표 솔로·듀오 작업물을 엄선하여 그들의 음악적 정수를 집약해 낸 역사적 앤솔러지입니다.</w:t>
+      </w:r>
+    </w:p>
+    <w:p>
+      <w:pPr>
+        <w:spacing w:line="324" w:lineRule="auto" w:after="80"/>
+      </w:pPr>
+      <w:r>
+        <w:rPr w:rFonts="맑은 고딕">
+          <w:rFonts w:ascii="맑은 고딕" w:hAnsi="맑은 고딕" w:eastAsia="맑은 고딕"/>
+          <w:b w:val="0"/>
+          <w:color w:val="6B7280"/>
+          <w:sz w:val="21"/>
+        </w:rPr>
+        <w:t xml:space="preserve">· </w:t>
+      </w:r>
+      <w:r>
+        <w:rPr w:rFonts="맑은 고딕">
+          <w:rFonts w:ascii="맑은 고딕" w:hAnsi="맑은 고딕" w:eastAsia="맑은 고딕"/>
+          <w:b/>
+          <w:color w:val="1F2937"/>
+          <w:sz w:val="21"/>
+        </w:rPr>
+        <w:t xml:space="preserve">LP 인기도(판매량): </w:t>
+      </w:r>
+      <w:r>
+        <w:rPr w:rFonts="맑은 고딕">
+          <w:rFonts w:ascii="맑은 고딕" w:hAnsi="맑은 고딕" w:eastAsia="맑은 고딕"/>
+          <w:b w:val="0"/>
+          <w:sz w:val="21"/>
+        </w:rPr>
+        <w:t>발매 당시 빌보드 200 차트 상위권에 안착하며 꾸준한 사랑을 받았으며, 시대를 풍미한 슈퍼그룹의 핵심 명곡들을 뛰어난 음질로 담아내어 전 세계 포크 록 애호가들과 바이닐 컬렉터들 사이에서 오랜 시간 변함없는 롱셀러로 평가받고 있습니다.</w:t>
+      </w:r>
+    </w:p>
+    <w:p>
+      <w:pPr>
+        <w:spacing w:line="324" w:lineRule="auto" w:after="80"/>
+      </w:pPr>
+      <w:r>
+        <w:rPr w:rFonts="맑은 고딕">
+          <w:rFonts w:ascii="맑은 고딕" w:hAnsi="맑은 고딕" w:eastAsia="맑은 고딕"/>
+          <w:b w:val="0"/>
+          <w:color w:val="6B7280"/>
+          <w:sz w:val="21"/>
+        </w:rPr>
+        <w:t xml:space="preserve">· </w:t>
+      </w:r>
+      <w:r>
+        <w:rPr w:rFonts="맑은 고딕">
+          <w:rFonts w:ascii="맑은 고딕" w:hAnsi="맑은 고딕" w:eastAsia="맑은 고딕"/>
+          <w:b/>
+          <w:color w:val="1F2937"/>
+          <w:sz w:val="21"/>
+        </w:rPr>
+        <w:t xml:space="preserve">각종 수상경력: </w:t>
+      </w:r>
+      <w:r>
+        <w:rPr w:rFonts="맑은 고딕">
+          <w:rFonts w:ascii="맑은 고딕" w:hAnsi="맑은 고딕" w:eastAsia="맑은 고딕"/>
+          <w:b w:val="0"/>
+          <w:sz w:val="21"/>
+        </w:rPr>
+        <w:t>그룹은 1969년 제12회 그래미 어워드에서 '최우수 신인상(Best New Artist)'을 거머쥐었으며, 1997년에는 대중음악계 최고의 영예인 '로큰롤 명예의 전당(Rock and Roll Hall of Fame)'에 헌액되는 등 불멸의 음악적 공로를 공인받았습니다.</w:t>
+      </w:r>
+    </w:p>
+    <w:p>
+      <w:pPr>
+        <w:spacing w:line="324" w:lineRule="auto" w:before="200" w:after="80"/>
+      </w:pPr>
+      <w:r>
+        <w:rPr w:rFonts="맑은 고딕">
+          <w:rFonts w:ascii="맑은 고딕" w:hAnsi="맑은 고딕" w:eastAsia="맑은 고딕"/>
+          <w:b/>
+          <w:color w:val="1E3A8A"/>
+          <w:sz w:val="24"/>
+        </w:rPr>
+        <w:t>2. 아티스트 정보</w:t>
+      </w:r>
+    </w:p>
+    <w:p>
+      <w:pPr>
+        <w:spacing w:line="324" w:lineRule="auto" w:after="80"/>
+      </w:pPr>
+      <w:r>
+        <w:rPr w:rFonts="맑은 고딕">
+          <w:rFonts w:ascii="맑은 고딕" w:hAnsi="맑은 고딕" w:eastAsia="맑은 고딕"/>
+          <w:b w:val="0"/>
+          <w:color w:val="6B7280"/>
+          <w:sz w:val="21"/>
+        </w:rPr>
+        <w:t xml:space="preserve">· </w:t>
+      </w:r>
+      <w:r>
+        <w:rPr w:rFonts="맑은 고딕">
+          <w:rFonts w:ascii="맑은 고딕" w:hAnsi="맑은 고딕" w:eastAsia="맑은 고딕"/>
+          <w:b/>
+          <w:color w:val="1F2937"/>
+          <w:sz w:val="21"/>
+        </w:rPr>
+        <w:t xml:space="preserve">국적: </w:t>
+      </w:r>
+      <w:r>
+        <w:rPr w:rFonts="맑은 고딕">
+          <w:rFonts w:ascii="맑은 고딕" w:hAnsi="맑은 고딕" w:eastAsia="맑은 고딕"/>
+          <w:b w:val="0"/>
+          <w:sz w:val="21"/>
+        </w:rPr>
+        <w:t>미국 / 영국</w:t>
+      </w:r>
+    </w:p>
+    <w:p>
+      <w:pPr>
+        <w:spacing w:line="324" w:lineRule="auto" w:after="80"/>
+      </w:pPr>
+      <w:r>
+        <w:rPr w:rFonts="맑은 고딕">
+          <w:rFonts w:ascii="맑은 고딕" w:hAnsi="맑은 고딕" w:eastAsia="맑은 고딕"/>
+          <w:b w:val="0"/>
+          <w:color w:val="6B7280"/>
+          <w:sz w:val="21"/>
+        </w:rPr>
+        <w:t xml:space="preserve">· </w:t>
+      </w:r>
+      <w:r>
+        <w:rPr w:rFonts="맑은 고딕">
+          <w:rFonts w:ascii="맑은 고딕" w:hAnsi="맑은 고딕" w:eastAsia="맑은 고딕"/>
+          <w:b/>
+          <w:color w:val="1F2937"/>
+          <w:sz w:val="21"/>
+        </w:rPr>
+        <w:t xml:space="preserve">생몰년도: </w:t>
+      </w:r>
+      <w:r>
+        <w:rPr w:rFonts="맑은 고딕">
+          <w:rFonts w:ascii="맑은 고딕" w:hAnsi="맑은 고딕" w:eastAsia="맑은 고딕"/>
+          <w:b w:val="0"/>
+          <w:sz w:val="21"/>
+        </w:rPr>
+        <w:t>1968년 결성 (데이비드 크로스비 1941~2023, 스티븐 스틸스 1945~ , 그레이엄 내쉬 1942~ )</w:t>
+      </w:r>
+    </w:p>
+    <w:p>
+      <w:pPr>
+        <w:spacing w:line="324" w:lineRule="auto" w:after="80"/>
+      </w:pPr>
+      <w:r>
+        <w:rPr w:rFonts="맑은 고딕">
+          <w:rFonts w:ascii="맑은 고딕" w:hAnsi="맑은 고딕" w:eastAsia="맑은 고딕"/>
+          <w:b w:val="0"/>
+          <w:color w:val="6B7280"/>
+          <w:sz w:val="21"/>
+        </w:rPr>
+        <w:t xml:space="preserve">· </w:t>
+      </w:r>
+      <w:r>
+        <w:rPr w:rFonts="맑은 고딕">
+          <w:rFonts w:ascii="맑은 고딕" w:hAnsi="맑은 고딕" w:eastAsia="맑은 고딕"/>
+          <w:b/>
+          <w:color w:val="1F2937"/>
+          <w:sz w:val="21"/>
+        </w:rPr>
+        <w:t xml:space="preserve">그룹 소속: </w:t>
+      </w:r>
+      <w:r>
+        <w:rPr w:rFonts="맑은 고딕">
+          <w:rFonts w:ascii="맑은 고딕" w:hAnsi="맑은 고딕" w:eastAsia="맑은 고딕"/>
+          <w:b w:val="0"/>
+          <w:sz w:val="21"/>
+        </w:rPr>
+        <w:t>그룹</w:t>
+      </w:r>
+    </w:p>
+    <w:p>
+      <w:pPr>
+        <w:spacing w:line="324" w:lineRule="auto" w:after="80"/>
+      </w:pPr>
+      <w:r>
+        <w:rPr w:rFonts="맑은 고딕">
+          <w:rFonts w:ascii="맑은 고딕" w:hAnsi="맑은 고딕" w:eastAsia="맑은 고딕"/>
+          <w:b w:val="0"/>
+          <w:color w:val="6B7280"/>
+          <w:sz w:val="21"/>
+        </w:rPr>
+        <w:t xml:space="preserve">· </w:t>
+      </w:r>
+      <w:r>
+        <w:rPr w:rFonts="맑은 고딕">
+          <w:rFonts w:ascii="맑은 고딕" w:hAnsi="맑은 고딕" w:eastAsia="맑은 고딕"/>
+          <w:b/>
+          <w:color w:val="1F2937"/>
+          <w:sz w:val="21"/>
+        </w:rPr>
+        <w:t xml:space="preserve">아티스트 소개: </w:t>
+      </w:r>
+      <w:r>
+        <w:rPr w:rFonts="맑은 고딕">
+          <w:rFonts w:ascii="맑은 고딕" w:hAnsi="맑은 고딕" w:eastAsia="맑은 고딕"/>
+          <w:b w:val="0"/>
+          <w:sz w:val="21"/>
+        </w:rPr>
+        <w:t>버즈(The Byrds), 버팔로 스프링필드(Buffalo Springfield), 홀리스(The Hollies)라는 당대 최고의 밴드 출신들이 의기투합하여 탄생시킨 팝 역사상 가장 찬란한 슈퍼그룹입니다. 정교하고 유려한 3성 화음과 문학적인 노랫말, 어쿠스틱과 일렉트릭 사운드를 넘나드는 세련된 음악성으로 포크 록의 새로운 지평을 열었습니다. 이들이 구축한 독보적인 하모니는 당대 청년 문화를 대변하는 동시에 후대 어쿠스틱 팝과 록 음악 전반에 지대한 영향을 미쳤습니다.</w:t>
+      </w:r>
+    </w:p>
+    <w:p>
+      <w:pPr>
+        <w:spacing w:line="324" w:lineRule="auto" w:before="200" w:after="80"/>
+      </w:pPr>
+      <w:r>
+        <w:rPr w:rFonts="맑은 고딕">
+          <w:rFonts w:ascii="맑은 고딕" w:hAnsi="맑은 고딕" w:eastAsia="맑은 고딕"/>
+          <w:b/>
+          <w:color w:val="1E3A8A"/>
+          <w:sz w:val="24"/>
+        </w:rPr>
+        <w:t>3. 음반 상세 분석</w:t>
+      </w:r>
+    </w:p>
+    <w:p>
+      <w:pPr>
+        <w:spacing w:line="324" w:lineRule="auto" w:after="80"/>
+      </w:pPr>
+      <w:r>
+        <w:rPr w:rFonts="맑은 고딕">
+          <w:rFonts w:ascii="맑은 고딕" w:hAnsi="맑은 고딕" w:eastAsia="맑은 고딕"/>
+          <w:b w:val="0"/>
+          <w:color w:val="6B7280"/>
+          <w:sz w:val="21"/>
+        </w:rPr>
+        <w:t xml:space="preserve">· </w:t>
+      </w:r>
+      <w:r>
+        <w:rPr w:rFonts="맑은 고딕">
+          <w:rFonts w:ascii="맑은 고딕" w:hAnsi="맑은 고딕" w:eastAsia="맑은 고딕"/>
+          <w:b/>
+          <w:color w:val="1F2937"/>
+          <w:sz w:val="21"/>
+        </w:rPr>
+        <w:t xml:space="preserve">역사적 위치: </w:t>
+      </w:r>
+      <w:r>
+        <w:rPr w:rFonts="맑은 고딕">
+          <w:rFonts w:ascii="맑은 고딕" w:hAnsi="맑은 고딕" w:eastAsia="맑은 고딕"/>
+          <w:b w:val="0"/>
+          <w:sz w:val="21"/>
+        </w:rPr>
+        <w:t>본 앨범은 1960년대 후반의 히피 무브먼트부터 1970년대의 완숙기에 이르기까지, 크로스비, 스틸스 &amp; 내쉬가 남긴 음악적 유산의 정점을 한 장의 LP로 조망하게 해주는 뛰어난 기록물입니다. 그룹으로서의 화음뿐만 아니라 스티븐 스틸스의 솔로 곡과 크로스비-내쉬의 협업 곡까지 유기적으로 엮어내어, 세 천재 뮤지션이 개별 아티스트이자 하나의 완벽한 앙상블로서 발휘한 다채로운 음악성을 입체적으로 증명합니다.</w:t>
+      </w:r>
+    </w:p>
+    <w:p>
+      <w:pPr>
+        <w:spacing w:line="324" w:lineRule="auto" w:after="80"/>
+      </w:pPr>
+      <w:r>
+        <w:rPr w:rFonts="맑은 고딕">
+          <w:rFonts w:ascii="맑은 고딕" w:hAnsi="맑은 고딕" w:eastAsia="맑은 고딕"/>
+          <w:b w:val="0"/>
+          <w:color w:val="6B7280"/>
+          <w:sz w:val="21"/>
+        </w:rPr>
+        <w:t xml:space="preserve">· </w:t>
+      </w:r>
+      <w:r>
+        <w:rPr w:rFonts="맑은 고딕">
+          <w:rFonts w:ascii="맑은 고딕" w:hAnsi="맑은 고딕" w:eastAsia="맑은 고딕"/>
+          <w:b/>
+          <w:color w:val="1F2937"/>
+          <w:sz w:val="21"/>
+        </w:rPr>
+        <w:t xml:space="preserve">시대의 흔적(스토리텔링): </w:t>
+      </w:r>
+      <w:r>
+        <w:rPr w:rFonts="맑은 고딕">
+          <w:rFonts w:ascii="맑은 고딕" w:hAnsi="맑은 고딕" w:eastAsia="맑은 고딕"/>
+          <w:b w:val="0"/>
+          <w:sz w:val="21"/>
+        </w:rPr>
+        <w:t>반전 평화 운동과 우드스탁 페스티벌의 열기가 교차하던 1960~70년대, 방황하던 시대의 청춘들에게 이들의 하모니는 가장 따뜻한 도피처이자 위로였습니다. 순수한 이상주의와 짙은 노스탤지어가 공존하던 당시의 공기를 서정적인 통기타 아르페지오와 애절한 화음으로 담아낸 이 음반의 소리골에는 격동의 시대를 관통한 젊은 영혼들의 낭만과 숨결이 짙게 배어 있습니다.</w:t>
+      </w:r>
+    </w:p>
+    <w:p>
+      <w:pPr>
+        <w:spacing w:line="324" w:lineRule="auto" w:before="200" w:after="80"/>
+      </w:pPr>
+      <w:r>
+        <w:rPr w:rFonts="맑은 고딕">
+          <w:rFonts w:ascii="맑은 고딕" w:hAnsi="맑은 고딕" w:eastAsia="맑은 고딕"/>
+          <w:b/>
+          <w:color w:val="1E3A8A"/>
+          <w:sz w:val="24"/>
+        </w:rPr>
+        <w:t>4. 주요 수록곡 및 감상 제언</w:t>
+      </w:r>
+    </w:p>
+    <w:p>
+      <w:pPr>
+        <w:spacing w:line="324" w:lineRule="auto" w:after="80"/>
+      </w:pPr>
+      <w:r>
+        <w:rPr w:rFonts="맑은 고딕">
+          <w:rFonts w:ascii="맑은 고딕" w:hAnsi="맑은 고딕" w:eastAsia="맑은 고딕"/>
+          <w:b w:val="0"/>
+          <w:color w:val="6B7280"/>
+          <w:sz w:val="21"/>
+        </w:rPr>
+        <w:t xml:space="preserve">· </w:t>
+      </w:r>
+      <w:r>
+        <w:rPr w:rFonts="맑은 고딕">
+          <w:rFonts w:ascii="맑은 고딕" w:hAnsi="맑은 고딕" w:eastAsia="맑은 고딕"/>
+          <w:b/>
+          <w:color w:val="1F2937"/>
+          <w:sz w:val="21"/>
+        </w:rPr>
+        <w:t xml:space="preserve">주요 수록곡 특징: </w:t>
+      </w:r>
+      <w:r>
+        <w:rPr w:rFonts="맑은 고딕">
+          <w:rFonts w:ascii="맑은 고딕" w:hAnsi="맑은 고딕" w:eastAsia="맑은 고딕"/>
+          <w:b w:val="0"/>
+          <w:sz w:val="21"/>
+        </w:rPr>
+        <w:t>드라마틱한 기타 연주와 폭발적인 코러스가 압도적인 포문을 여는 'Carry On', 이국적인 정취와 경쾌한 어쿠스틱 리듬이 돋보이는 'Marrakesh Express', 그레이엄 내쉬 특유의 섬세한 서정미가 빛나는 'Just a Song Before I Go', 그리고 스티븐 스틸스의 소울풀한 그루브가 살아 숨 쉬는 'Love the One You're With' 등 포크 록의 정수를 보여주는 명곡들이 유려한 감정선으로 흐릅니다.</w:t>
+      </w:r>
+    </w:p>
+    <w:p>
+      <w:pPr>
+        <w:spacing w:line="324" w:lineRule="auto" w:after="80"/>
+      </w:pPr>
+      <w:r>
+        <w:rPr w:rFonts="맑은 고딕">
+          <w:rFonts w:ascii="맑은 고딕" w:hAnsi="맑은 고딕" w:eastAsia="맑은 고딕"/>
+          <w:b w:val="0"/>
+          <w:color w:val="6B7280"/>
+          <w:sz w:val="21"/>
+        </w:rPr>
+        <w:t xml:space="preserve">· </w:t>
+      </w:r>
+      <w:r>
+        <w:rPr w:rFonts="맑은 고딕">
+          <w:rFonts w:ascii="맑은 고딕" w:hAnsi="맑은 고딕" w:eastAsia="맑은 고딕"/>
+          <w:b/>
+          <w:color w:val="1F2937"/>
+          <w:sz w:val="21"/>
+        </w:rPr>
+        <w:t xml:space="preserve">빈티지 감상 제언: </w:t>
+      </w:r>
+      <w:r>
+        <w:rPr w:rFonts="맑은 고딕">
+          <w:rFonts w:ascii="맑은 고딕" w:hAnsi="맑은 고딕" w:eastAsia="맑은 고딕"/>
+          <w:b w:val="0"/>
+          <w:sz w:val="21"/>
+        </w:rPr>
+        <w:t>LP 특유의 따스한 아날로그 질감 속에서 세 사람의 목소리가 턴테이블의 바늘 끝을 타고 공간을 채울 때, 진공관 앰프를 통해 전달되는 풍성한 중음역대의 배음은 마치 눈앞에서 세 사람이 합창하는 듯한 생생한 현장감을 선사합니다. 정갈한 어쿠스틱 기타의 핑거링과 섬세한 보컬의 잔향이 빚어내는 아늑한 공명에 귀를 기울이며 조용한 밤에 감상하시길 권합니다.</w:t>
+      </w:r>
+    </w:p>
+    <w:p>
+      <w:pPr>
+        <w:spacing w:line="324" w:lineRule="auto" w:after="80"/>
+      </w:pPr>
+      <w:r>
+        <w:rPr w:rFonts="맑은 고딕">
+          <w:rFonts w:ascii="맑은 고딕" w:hAnsi="맑은 고딕" w:eastAsia="맑은 고딕"/>
+          <w:b w:val="0"/>
+          <w:color w:val="6B7280"/>
+          <w:sz w:val="21"/>
+        </w:rPr>
+        <w:t xml:space="preserve">· </w:t>
+      </w:r>
+      <w:r>
+        <w:rPr w:rFonts="맑은 고딕">
+          <w:rFonts w:ascii="맑은 고딕" w:hAnsi="맑은 고딕" w:eastAsia="맑은 고딕"/>
+          <w:b/>
+          <w:color w:val="1F2937"/>
+          <w:sz w:val="21"/>
+        </w:rPr>
+        <w:t xml:space="preserve">소장 가치: </w:t>
+      </w:r>
+      <w:r>
+        <w:rPr w:rFonts="맑은 고딕">
+          <w:rFonts w:ascii="맑은 고딕" w:hAnsi="맑은 고딕" w:eastAsia="맑은 고딕"/>
+          <w:b w:val="0"/>
+          <w:sz w:val="21"/>
+        </w:rPr>
+        <w:t>CSN의 대표적인 명곡들과 주요 솔로 궤적을 단 한 장의 바이닐로 깊이 있게 음미할 수 있는 최적의 컬렉션입니다. 아날로그 황금기 마스터링의 순수한 온기를 그대로 간직하고 있어 포크 록 애호가는 물론 바이닐의 음향적 미학을 탐구하는 오디오파일에게도 소장 가치가 매우 높은 필청반입니다.</w:t>
+      </w:r>
+    </w:p>
+    <w:p>
+      <w:pPr>
+        <w:spacing w:line="324" w:lineRule="auto" w:after="120" w:before="160"/>
+      </w:pPr>
+      <w:r>
+        <w:rPr w:rFonts="맑은 고딕">
+          <w:rFonts w:ascii="맑은 고딕" w:hAnsi="맑은 고딕" w:eastAsia="맑은 고딕"/>
+          <w:b/>
+          <w:color w:val="4338CA"/>
+          <w:sz w:val="21"/>
+        </w:rPr>
+        <w:t>이 음반을 통해 세 거장의 찬란한 하모니와 아날로그의 서정적인 숨결이 전해주는 감동을 다시 한번 경험해 보시는 것은 어떨까요?</w:t>
       </w:r>
     </w:p>
     <w:sectPr>
       <w:pgSz w:w="12240" w:h="15840"/>
-      <w:pgMar w:top="1440" w:right="1440" w:bottom="1440" w:left="1440" w:header="720" w:footer="720" w:gutter="0"/>
+      <w:pgMar w:top="1152" w:right="1296" w:bottom="1152" w:left="1296" w:header="720" w:footer="720" w:gutter="0"/>
       <w:cols w:space="720"/>
       <w:docGrid w:linePitch="360"/>
     </w:sectPr>

--- a/word_reports/LP_0115_위치_263_Crosby, Stills & Nash_Rep.docx
+++ b/word_reports/LP_0115_위치_263_Crosby, Stills & Nash_Rep.docx
@@ -32,7 +32,7 @@
     </w:p>
     <w:p>
       <w:pPr>
-        <w:spacing w:line="324" w:lineRule="auto" w:before="80" w:after="160"/>
+        <w:spacing w:line="324" w:lineRule="auto" w:before="80" w:after="120"/>
       </w:pPr>
       <w:r>
         <w:rPr w:rFonts="맑은 고딕">
@@ -42,13 +42,6 @@
           <w:sz w:val="22"/>
         </w:rPr>
         <w:t xml:space="preserve">[음반 소개] </w:t>
-      </w:r>
-      <w:r>
-        <w:rPr w:rFonts="맑은 고딕">
-          <w:rFonts w:ascii="맑은 고딕" w:hAnsi="맑은 고딕" w:eastAsia="맑은 고딕"/>
-          <w:b w:val="0"/>
-          <w:sz w:val="21"/>
-        </w:rPr>
       </w:r>
     </w:p>
     <w:p>
@@ -61,7 +54,46 @@
           <w:b w:val="0"/>
           <w:sz w:val="21"/>
         </w:rPr>
-        <w:t>1960년대 말 포크 록의 찬란한 여명을 열었던 세 거장, 크로스비, 스틸스 &amp; 내쉬가 빚어낸 천상의 하모니를 집대성한 명작입니다. 이 앨범은 격동의 시대를 관통하며 자유와 사랑, 평화를 노래했던 음유시인들의 눈부신 음악적 궤적을 하나의 정제된 풍경화처럼 펼쳐 보입니다. 각자의 뚜렷한 개성이 완벽한 삼각 구도로 융합된 보컬 앙상블과 서정적인 어쿠스틱 선율은 시간을 초월하여 리스너의 심연을 아련하게 두드립니다. 흘러간 시대의 우수와 청춘의 온기를 아날로그의 품격 있는 숨결로 고스란히 간직한, 팝 역사상 가장 아름다운 회고록 중 하나입니다.</w:t>
+        <w:t>1960년대 말, 혼돈과 격변의 시대를 통과하던 미국 캘리포니아의 로렐 캐니언(Laurel Canyon)에는 서정적인 어쿠스틱 선율과 천상의 화음으로 상처 입은 청춘의 영혼을 어루만지던 기적이 피어났습니다. 버즈(The Byrds)의 데이비드 크로스비, 버팔로 스프링필드(Buffalo Springfield)의 스티븐 스틸스, 그리고 영국의 홀리스(The Hollies)를 이끌던 그레이엄 내쉬가 결합하여 탄생시킨 크로스비, 스틸스 &amp; 내쉬(CSN)는 대중음악사상 가장 아름다운 3성부 보컬 하모니의 이상향을 제시한 '원조 슈퍼그룹'이었습니다. 1980년 발매된 이들의 회고록적 명반 『Replay』는 찬란했던 1970년대의 끝자락에서 그들이 남겨놓은 위대한 음악적 발자취를 우아하게 집대성한 걸작입니다.</w:t>
+      </w:r>
+    </w:p>
+    <w:p>
+      <w:pPr>
+        <w:spacing w:line="324" w:lineRule="auto" w:after="120"/>
+      </w:pPr>
+      <w:r>
+        <w:rPr w:rFonts="맑은 고딕">
+          <w:rFonts w:ascii="맑은 고딕" w:hAnsi="맑은 고딕" w:eastAsia="맑은 고딕"/>
+          <w:b w:val="0"/>
+          <w:sz w:val="21"/>
+        </w:rPr>
+        <w:t>본 작은 단순한 히트곡의 나열에 그치는 여타 베스트 음반과 그 궤를 달리합니다. 1980년대라는 새로운 음악적 기류가 태동하던 시점에서, CSN의 전성기를 관통했던 명곡들을 보다 정교하고 밀도 있는 오디오파일적 시선으로 재배열한 앨범입니다. 특히 스튜디오 정규 앨범의 오리지널 믹스와는 차별화된 색다른 믹싱 버전과 멤버들의 솔로 및 듀오 활동기 수작들까지 유기적으로 엮어냄으로써, 세 음악적 거인이 지닌 개별적 정체성과 그룹으로서 뿜어내는 응집력을 입체적으로 조명하고 있습니다. 이는 당대 포크 록 씬의 가장 완벽한 앙상블을 단 한 장의 바이닐에 압축해 낸 기념비적 성과라 할 수 있습니다.</w:t>
+      </w:r>
+    </w:p>
+    <w:p>
+      <w:pPr>
+        <w:spacing w:line="324" w:lineRule="auto" w:after="120"/>
+      </w:pPr>
+      <w:r>
+        <w:rPr w:rFonts="맑은 고딕">
+          <w:rFonts w:ascii="맑은 고딕" w:hAnsi="맑은 고딕" w:eastAsia="맑은 고딕"/>
+          <w:b w:val="0"/>
+          <w:sz w:val="21"/>
+        </w:rPr>
+        <w:t>이들이 전하고자 했던 예술적 철학은 반전(反戰)과 평화, 자연에 대한 경외, 그리고 인간 내면의 깊은 고독과 사랑이었습니다. 스티븐 스틸스의 정교하고도 폭발적인 어쿠스틱 기타 워크, 그레이엄 내쉬가 직조해 낸 맑고 투명한 멜로디, 그리고 데이비드 크로스비의 재즈적 감수성이 깃든 비전형적 보컬과 화음은 시대를 초월하여 듣는 이의 심금을 울립니다. 음악이 거대한 사회적 메시지이자 가장 사적인 치유의 도구가 될 수 있음을 증명한 이들의 목소리는 반세기가 지난 오늘날에도 바래지 않는 영롱한 빛을 발합니다.</w:t>
+      </w:r>
+    </w:p>
+    <w:p>
+      <w:pPr>
+        <w:spacing w:line="324" w:lineRule="auto" w:after="120"/>
+      </w:pPr>
+      <w:r>
+        <w:rPr w:rFonts="맑은 고딕">
+          <w:rFonts w:ascii="맑은 고딕" w:hAnsi="맑은 고딕" w:eastAsia="맑은 고딕"/>
+          <w:b w:val="0"/>
+          <w:sz w:val="21"/>
+        </w:rPr>
+        <w:t>턴테이블의 바늘이 회전하며 피어오르는 첫 소절의 화음은 디지털 음원으로는 결코 도달할 수 없는 짙은 노스탤지어와 온기를 선사합니다. 『Replay』는 거칠고도 순수했던 청춘의 이상주의를 기억하는 이들에게는 가슴 벅찬 시간 여행을, 세련된 하모니 팝의 원류를 탐구하는 오디오 애호가들에게는 어쿠스틱 사운드의 궁극적 쾌감을 안겨주는 불멸의 아날로그 유산입니다.</w:t>
       </w:r>
     </w:p>
     <w:p>
@@ -168,7 +200,7 @@
           <w:b w:val="0"/>
           <w:sz w:val="21"/>
         </w:rPr>
-        <w:t>1980년 12월 아틀랜틱(Atlantic) 레코드를 통해 발매된 컴필레이션 음반으로, 기념비적인 데뷔작부터 1970년대 후반에 이르는 그룹의 명곡들과 멤버들의 대표 솔로·듀오 작업물을 엄선하여 그들의 음악적 정수를 집약해 낸 역사적 앤솔러지입니다.</w:t>
+        <w:t>1980년 12월 아틀란틱 레코드(Atlantic Records)를 통해 발매된 공식 컴필레이션 음반으로, 정규 앨범 수록곡 외에 얼터너티브 믹스 및 멤버들의 확장된 음악 세계를 정갈하게 재구성하여 발매되었습니다.</w:t>
       </w:r>
     </w:p>
     <w:p>
@@ -199,7 +231,7 @@
           <w:b w:val="0"/>
           <w:sz w:val="21"/>
         </w:rPr>
-        <w:t>발매 당시 빌보드 200 차트 상위권에 안착하며 꾸준한 사랑을 받았으며, 시대를 풍미한 슈퍼그룹의 핵심 명곡들을 뛰어난 음질로 담아내어 전 세계 포크 록 애호가들과 바이닐 컬렉터들 사이에서 오랜 시간 변함없는 롱셀러로 평가받고 있습니다.</w:t>
+        <w:t>미국 빌보드 200 차트 122위에 올랐으며, 꾸준한 스테디셀러로 사랑받아 미국음반산업협회(RIAA)로부터 50만 장 이상의 판매고를 의미하는 '골드(Gold)' 음반 인증을 획득하였습니다.</w:t>
       </w:r>
     </w:p>
     <w:p>
@@ -230,7 +262,7 @@
           <w:b w:val="0"/>
           <w:sz w:val="21"/>
         </w:rPr>
-        <w:t>그룹은 1969년 제12회 그래미 어워드에서 '최우수 신인상(Best New Artist)'을 거머쥐었으며, 1997년에는 대중음악계 최고의 영예인 '로큰롤 명예의 전당(Rock and Roll Hall of Fame)'에 헌액되는 등 불멸의 음악적 공로를 공인받았습니다.</w:t>
+        <w:t>밴드는 일찍이 1969년 제12회 그래미 어워드 '최우수 신인상(Best New Artist)'을 수상하였으며, 대중음악사에 끼친 지대한 공헌을 인정받아 1997년 '로큰롤 명예의 전당(Rock and Roll Hall of Fame)'과 2009년 '보컬 그룹 명예의 전당'에 영예롭게 헌액되었습니다.</w:t>
       </w:r>
     </w:p>
     <w:p>
@@ -275,7 +307,7 @@
           <w:b w:val="0"/>
           <w:sz w:val="21"/>
         </w:rPr>
-        <w:t>미국 / 영국</w:t>
+        <w:t>미국 (데이비드 크로스비, 스티븐 스틸스) / 영국 (그레이엄 내쉬)</w:t>
       </w:r>
     </w:p>
     <w:p>
@@ -306,7 +338,7 @@
           <w:b w:val="0"/>
           <w:sz w:val="21"/>
         </w:rPr>
-        <w:t>1968년 결성 (데이비드 크로스비 1941~2023, 스티븐 스틸스 1945~ , 그레이엄 내쉬 1942~ )</w:t>
+        <w:t>1968년 결성 (데이비드 크로스비 1941~2023 / 스티븐 스틸스 1945~ / 그레이엄 내쉬 1942~)</w:t>
       </w:r>
     </w:p>
     <w:p>
@@ -337,7 +369,7 @@
           <w:b w:val="0"/>
           <w:sz w:val="21"/>
         </w:rPr>
-        <w:t>그룹</w:t>
+        <w:t>3인조 포크 록 슈퍼그룹 (Folk Rock Supergroup)</w:t>
       </w:r>
     </w:p>
     <w:p>
@@ -368,7 +400,7 @@
           <w:b w:val="0"/>
           <w:sz w:val="21"/>
         </w:rPr>
-        <w:t>버즈(The Byrds), 버팔로 스프링필드(Buffalo Springfield), 홀리스(The Hollies)라는 당대 최고의 밴드 출신들이 의기투합하여 탄생시킨 팝 역사상 가장 찬란한 슈퍼그룹입니다. 정교하고 유려한 3성 화음과 문학적인 노랫말, 어쿠스틱과 일렉트릭 사운드를 넘나드는 세련된 음악성으로 포크 록의 새로운 지평을 열었습니다. 이들이 구축한 독보적인 하모니는 당대 청년 문화를 대변하는 동시에 후대 어쿠스틱 팝과 록 음악 전반에 지대한 영향을 미쳤습니다.</w:t>
+        <w:t>각자 당대 최고의 밴드에서 활약하던 세 싱어송라이터가 모여 결성한 대중음악사상 가장 독보적인 포크 록 보컬 그룹입니다. 천상의 3성부 하모니와 서정적이면서도 사회의식을 담은 가사, 어쿠스틱과 록을 넘나드는 탁월한 음악성으로 1960~70년대 우드스탁 세대의 정신과 로렐 캐니언 사운드를 완벽하게 대변한 거장들입니다.</w:t>
       </w:r>
     </w:p>
     <w:p>
@@ -413,7 +445,7 @@
           <w:b w:val="0"/>
           <w:sz w:val="21"/>
         </w:rPr>
-        <w:t>본 앨범은 1960년대 후반의 히피 무브먼트부터 1970년대의 완숙기에 이르기까지, 크로스비, 스틸스 &amp; 내쉬가 남긴 음악적 유산의 정점을 한 장의 LP로 조망하게 해주는 뛰어난 기록물입니다. 그룹으로서의 화음뿐만 아니라 스티븐 스틸스의 솔로 곡과 크로스비-내쉬의 협업 곡까지 유기적으로 엮어내어, 세 천재 뮤지션이 개별 아티스트이자 하나의 완벽한 앙상블로서 발휘한 다채로운 음악성을 입체적으로 증명합니다.</w:t>
+        <w:t>포크 록의 황금기를 이끈 CSN의 정수를 한눈에 파악할 수 있는 가장 우아한 기록물입니다. 단순 히트곡 모음집을 넘어, 정규 앨범에서 접할 수 없었던 섬세한 믹싱 변화와 솔로·듀엣 트랙의 절묘한 교차 배치를 통해 세 거장의 독창적 음악 세계가 어떻게 완벽한 하나의 조화로 귀결되는지를 증명하는 음악사적 명반입니다.</w:t>
       </w:r>
     </w:p>
     <w:p>
@@ -444,7 +476,7 @@
           <w:b w:val="0"/>
           <w:sz w:val="21"/>
         </w:rPr>
-        <w:t>반전 평화 운동과 우드스탁 페스티벌의 열기가 교차하던 1960~70년대, 방황하던 시대의 청춘들에게 이들의 하모니는 가장 따뜻한 도피처이자 위로였습니다. 순수한 이상주의와 짙은 노스탤지어가 공존하던 당시의 공기를 서정적인 통기타 아르페지오와 애절한 화음으로 담아낸 이 음반의 소리골에는 격동의 시대를 관통한 젊은 영혼들의 낭만과 숨결이 짙게 배어 있습니다.</w:t>
+        <w:t>1960년대 말의 히피 문화와 반전 평화 운동, 우드스탁 페스티벌의 벅찬 이상주의, 그리고 1970년대로 이어지는 낭만적 포크 록의 숨결이 고스란히 담겨 있습니다. 베트남 전쟁과 사회적 격변 속에서 방황하던 당대 젊은이들에게 위로와 희망을 전했던 청춘의 송가들이 LP 그루브 속에 생생한 시대의 온도로 각인되어 있습니다.</w:t>
       </w:r>
     </w:p>
     <w:p>
@@ -489,7 +521,7 @@
           <w:b w:val="0"/>
           <w:sz w:val="21"/>
         </w:rPr>
-        <w:t>드라마틱한 기타 연주와 폭발적인 코러스가 압도적인 포문을 여는 'Carry On', 이국적인 정취와 경쾌한 어쿠스틱 리듬이 돋보이는 'Marrakesh Express', 그레이엄 내쉬 특유의 섬세한 서정미가 빛나는 'Just a Song Before I Go', 그리고 스티븐 스틸스의 소울풀한 그루브가 살아 숨 쉬는 'Love the One You're With' 등 포크 록의 정수를 보여주는 명곡들이 유려한 감정선으로 흐릅니다.</w:t>
+        <w:t>도입부부터 압도적인 앙상블을 뽐내는 스티븐 스틸스 작곡의 대곡 「Carry On」(본 작 특유의 박진감 넘치는 믹스 수록), 이국적인 정취와 낙천적인 멜로디가 청명하게 흐르는 그레이엄 내쉬의 대표작 「Marrakesh Express」, 1977년 차트를 수놓았던 애절한 어쿠스틱 발라드 「Just a Song Before I Go」, 웅장하고 신비로운 건반 사운드와 장엄한 화음이 압권인 「Cathedral」 등 서정성과 음악적 완성도가 정점에 달한 명곡들이 수록되어 있습니다.</w:t>
       </w:r>
     </w:p>
     <w:p>
@@ -520,7 +552,7 @@
           <w:b w:val="0"/>
           <w:sz w:val="21"/>
         </w:rPr>
-        <w:t>LP 특유의 따스한 아날로그 질감 속에서 세 사람의 목소리가 턴테이블의 바늘 끝을 타고 공간을 채울 때, 진공관 앰프를 통해 전달되는 풍성한 중음역대의 배음은 마치 눈앞에서 세 사람이 합창하는 듯한 생생한 현장감을 선사합니다. 정갈한 어쿠스틱 기타의 핑거링과 섬세한 보컬의 잔향이 빚어내는 아늑한 공명에 귀를 기울이며 조용한 밤에 감상하시길 권합니다.</w:t>
+        <w:t>진공관 앰프 특유의 두툼하고 따스한 질감과 포노 카트리지의 섬세한 트래킹을 통해 감상할 때 본 앨범의 진가가 온전히 드러납니다. 마틴(Martin) 어쿠스틱 기타의 청명한 줄 울림과 현의 마찰음, 그리고 공간을 가득 채우는 3성부 보컬의 자연스러운 배음과 정위감(스테레오 음상)은 디지털 음원에서는 느낄 수 없는 아날로그만의 숨결과 극상의 입체감을 선사합니다.</w:t>
       </w:r>
     </w:p>
     <w:p>
@@ -551,7 +583,7 @@
           <w:b w:val="0"/>
           <w:sz w:val="21"/>
         </w:rPr>
-        <w:t>CSN의 대표적인 명곡들과 주요 솔로 궤적을 단 한 장의 바이닐로 깊이 있게 음미할 수 있는 최적의 컬렉션입니다. 아날로그 황금기 마스터링의 순수한 온기를 그대로 간직하고 있어 포크 록 애호가는 물론 바이닐의 음향적 미학을 탐구하는 오디오파일에게도 소장 가치가 매우 높은 필청반입니다.</w:t>
+        <w:t>CSN의 대표 레퍼토리를 집약한 훌륭한 선곡뿐만 아니라, 오리지널 정규반과는 미묘하게 다른 음향적 디테일을 지닌 트랙들이 포함되어 있어 오디오파일과 LP 컬렉터 모두에게 대체 불가능한 소장 가치를 지닙니다. 게다가 1980년대 초반 아날로그 프레싱의 우수한 다이내믹 레인지를 만끽할 수 있는 필청 바이닐입니다.</w:t>
       </w:r>
     </w:p>
     <w:p>
@@ -565,7 +597,7 @@
           <w:color w:val="4338CA"/>
           <w:sz w:val="21"/>
         </w:rPr>
-        <w:t>이 음반을 통해 세 거장의 찬란한 하모니와 아날로그의 서정적인 숨결이 전해주는 감동을 다시 한번 경험해 보시는 것은 어떨까요?</w:t>
+        <w:t>이 음반을 통해 캘리포니아의 맑은 바람을 타고 흐르는 세 거장의 눈부신 하모니와 아날로그 바이닐이 전해주는 감동을 다시 한번 경험해 보시는 것은 어떨까요?</w:t>
       </w:r>
     </w:p>
     <w:sectPr>
